--- a/Files/06 - Yom Tov/19 - Purim/5785/Purim 5785.docx
+++ b/Files/06 - Yom Tov/19 - Purim/5785/Purim 5785.docx
@@ -47,7 +47,7 @@
           <w:rFonts w:ascii="Times New Roman" w:hAnsi="Times New Roman" w:cs="Times New Roman" w:hint="cs"/>
           <w:rtl/>
         </w:rPr>
-        <w:t>הליקח</w:t>
+        <w:t>הלקח</w:t>
       </w:r>
       <w:r>
         <w:rPr>
@@ -92,21 +92,7 @@
         <w:rPr>
           <w:rFonts w:ascii="Times New Roman" w:hAnsi="Times New Roman" w:cs="Times New Roman"/>
         </w:rPr>
-        <w:t xml:space="preserve"> Avraham </w:t>
-      </w:r>
-      <w:proofErr w:type="spellStart"/>
-      <w:r>
-        <w:rPr>
-          <w:rFonts w:ascii="Times New Roman" w:hAnsi="Times New Roman" w:cs="Times New Roman"/>
-        </w:rPr>
-        <w:t>Schorr</w:t>
-      </w:r>
-      <w:proofErr w:type="spellEnd"/>
-      <w:r>
-        <w:rPr>
-          <w:rFonts w:ascii="Times New Roman" w:hAnsi="Times New Roman" w:cs="Times New Roman"/>
-        </w:rPr>
-        <w:t xml:space="preserve">, follows very much in the </w:t>
+        <w:t xml:space="preserve"> Avraham Schorr, follows very much in the </w:t>
       </w:r>
       <w:r>
         <w:rPr>
@@ -126,7 +112,21 @@
           <w:rFonts w:ascii="Times New Roman" w:hAnsi="Times New Roman" w:cs="Times New Roman" w:hint="cs"/>
           <w:rtl/>
         </w:rPr>
-        <w:t>הייליקא</w:t>
+        <w:t>היילי</w:t>
+      </w:r>
+      <w:r>
+        <w:rPr>
+          <w:rFonts w:ascii="Times New Roman" w:hAnsi="Times New Roman" w:cs="Times New Roman" w:hint="cs"/>
+          <w:rtl/>
+        </w:rPr>
+        <w:t>ג</w:t>
+      </w:r>
+      <w:r>
+        <w:rPr>
+          <w:rFonts w:ascii="Times New Roman" w:hAnsi="Times New Roman" w:cs="Times New Roman" w:hint="cs"/>
+          <w:rtl/>
+        </w:rPr>
+        <w:t>א</w:t>
       </w:r>
       <w:r>
         <w:rPr>
@@ -144,35 +144,7 @@
         <w:rPr>
           <w:rFonts w:ascii="Times New Roman" w:hAnsi="Times New Roman" w:cs="Times New Roman"/>
         </w:rPr>
-        <w:t xml:space="preserve"> </w:t>
-      </w:r>
-      <w:proofErr w:type="spellStart"/>
-      <w:r>
-        <w:rPr>
-          <w:rFonts w:ascii="Times New Roman" w:hAnsi="Times New Roman" w:cs="Times New Roman"/>
-        </w:rPr>
-        <w:t>Gedalia</w:t>
-      </w:r>
-      <w:proofErr w:type="spellEnd"/>
-      <w:r>
-        <w:rPr>
-          <w:rFonts w:ascii="Times New Roman" w:hAnsi="Times New Roman" w:cs="Times New Roman"/>
-        </w:rPr>
-        <w:t xml:space="preserve"> </w:t>
-      </w:r>
-      <w:proofErr w:type="spellStart"/>
-      <w:r>
-        <w:rPr>
-          <w:rFonts w:ascii="Times New Roman" w:hAnsi="Times New Roman" w:cs="Times New Roman"/>
-        </w:rPr>
-        <w:t>Schorr</w:t>
-      </w:r>
-      <w:proofErr w:type="spellEnd"/>
-      <w:r>
-        <w:rPr>
-          <w:rFonts w:ascii="Times New Roman" w:hAnsi="Times New Roman" w:cs="Times New Roman"/>
-        </w:rPr>
-        <w:t xml:space="preserve">, in that he combines </w:t>
+        <w:t xml:space="preserve"> Gedalia Schorr, in that he combines </w:t>
       </w:r>
       <w:r>
         <w:rPr>
@@ -230,7 +202,7 @@
         <w:rPr>
           <w:rFonts w:ascii="Times New Roman" w:hAnsi="Times New Roman" w:cs="Times New Roman"/>
         </w:rPr>
-        <w:t xml:space="preserve">both in learning and in </w:t>
+        <w:t xml:space="preserve">in learning and in </w:t>
       </w:r>
       <w:r>
         <w:rPr>
@@ -333,7 +305,7 @@
         <w:rPr>
           <w:rFonts w:ascii="Times New Roman" w:hAnsi="Times New Roman" w:cs="Times New Roman"/>
         </w:rPr>
-        <w:t xml:space="preserve">, which I will share with you now.  </w:t>
+        <w:t xml:space="preserve">.  </w:t>
       </w:r>
     </w:p>
     <w:p>
@@ -353,7 +325,7 @@
         <w:rPr>
           <w:rFonts w:ascii="Times New Roman" w:hAnsi="Times New Roman" w:cs="Times New Roman"/>
         </w:rPr>
-        <w:t>brings</w:t>
+        <w:t>notes</w:t>
       </w:r>
       <w:r>
         <w:rPr>
@@ -460,7 +432,6 @@
         </w:rPr>
         <w:t>ד</w:t>
       </w:r>
-      <w:proofErr w:type="gramStart"/>
       <w:r>
         <w:rPr>
           <w:rFonts w:ascii="Times New Roman" w:hAnsi="Times New Roman" w:cs="Times New Roman"/>
@@ -473,15 +444,7 @@
           <w:rFonts w:ascii="Times New Roman" w:hAnsi="Times New Roman" w:cs="Times New Roman" w:hint="cs"/>
           <w:rtl/>
         </w:rPr>
-        <w:t>י</w:t>
-      </w:r>
-      <w:proofErr w:type="gramEnd"/>
-      <w:r>
-        <w:rPr>
-          <w:rFonts w:ascii="Times New Roman" w:hAnsi="Times New Roman" w:cs="Times New Roman" w:hint="cs"/>
-          <w:rtl/>
-        </w:rPr>
-        <w:t>״ד</w:t>
+        <w:t>י״ד</w:t>
       </w:r>
       <w:r>
         <w:rPr>
@@ -607,7 +570,6 @@
         </w:rPr>
         <w:t>א</w:t>
       </w:r>
-      <w:proofErr w:type="gramStart"/>
       <w:r>
         <w:rPr>
           <w:rFonts w:ascii="Times New Roman" w:hAnsi="Times New Roman" w:cs="Times New Roman"/>
@@ -620,15 +582,7 @@
           <w:rFonts w:ascii="Times New Roman" w:hAnsi="Times New Roman" w:cs="Times New Roman" w:hint="cs"/>
           <w:rtl/>
         </w:rPr>
-        <w:t>י</w:t>
-      </w:r>
-      <w:proofErr w:type="gramEnd"/>
-      <w:r>
-        <w:rPr>
-          <w:rFonts w:ascii="Times New Roman" w:hAnsi="Times New Roman" w:cs="Times New Roman" w:hint="cs"/>
-          <w:rtl/>
-        </w:rPr>
-        <w:t>״ב</w:t>
+        <w:t>י״ב</w:t>
       </w:r>
       <w:r>
         <w:rPr>
@@ -702,26 +656,251 @@
         <w:rPr>
           <w:rFonts w:ascii="Times New Roman" w:hAnsi="Times New Roman" w:cs="Times New Roman" w:hint="eastAsia"/>
         </w:rPr>
+        <w:t xml:space="preserve"> </w:t>
+      </w:r>
+      <w:r>
+        <w:rPr>
+          <w:rFonts w:ascii="Times New Roman" w:hAnsi="Times New Roman" w:cs="Times New Roman"/>
+        </w:rPr>
+        <w:t xml:space="preserve">among others </w:t>
+      </w:r>
+      <w:r>
+        <w:rPr>
+          <w:rFonts w:ascii="Times New Roman" w:hAnsi="Times New Roman" w:cs="Times New Roman" w:hint="eastAsia"/>
+        </w:rPr>
+        <w:t xml:space="preserve">- </w:t>
+      </w:r>
+      <w:r>
+        <w:rPr>
+          <w:rFonts w:ascii="Times New Roman" w:hAnsi="Times New Roman" w:cs="Times New Roman"/>
+        </w:rPr>
+        <w:t xml:space="preserve">he was not a one-dimensional person. The </w:t>
+      </w:r>
+      <w:r>
+        <w:rPr>
+          <w:rFonts w:ascii="Times New Roman" w:hAnsi="Times New Roman" w:cs="Times New Roman" w:hint="cs"/>
+          <w:rtl/>
+        </w:rPr>
+        <w:t>תורה</w:t>
+      </w:r>
+      <w:r>
+        <w:rPr>
+          <w:rFonts w:ascii="Times New Roman" w:hAnsi="Times New Roman" w:cs="Times New Roman"/>
+        </w:rPr>
+        <w:t xml:space="preserve"> testifies that </w:t>
+      </w:r>
+      <w:r>
+        <w:rPr>
+          <w:rFonts w:ascii="Times New Roman" w:hAnsi="Times New Roman" w:cs="Times New Roman" w:hint="cs"/>
+          <w:rtl/>
+        </w:rPr>
+        <w:t>אהרן</w:t>
+      </w:r>
+      <w:r>
+        <w:rPr>
+          <w:rFonts w:ascii="Times New Roman" w:hAnsi="Times New Roman" w:cs="Times New Roman"/>
+          <w:rtl/>
+        </w:rPr>
+        <w:t xml:space="preserve"> </w:t>
+      </w:r>
+      <w:r>
+        <w:rPr>
+          <w:rFonts w:ascii="Times New Roman" w:hAnsi="Times New Roman" w:cs="Times New Roman" w:hint="cs"/>
+          <w:rtl/>
+        </w:rPr>
+        <w:t>הכהן</w:t>
+      </w:r>
+      <w:r>
+        <w:rPr>
+          <w:rFonts w:ascii="Times New Roman" w:hAnsi="Times New Roman" w:cs="Times New Roman"/>
+        </w:rPr>
+        <w:t xml:space="preserve"> was completely free of the </w:t>
+      </w:r>
+      <w:r>
+        <w:rPr>
+          <w:rFonts w:ascii="Times New Roman" w:hAnsi="Times New Roman" w:cs="Times New Roman" w:hint="cs"/>
+          <w:rtl/>
+        </w:rPr>
+        <w:t>מידה</w:t>
+      </w:r>
+      <w:r>
+        <w:rPr>
+          <w:rFonts w:ascii="Times New Roman" w:hAnsi="Times New Roman" w:cs="Times New Roman"/>
+        </w:rPr>
+        <w:t xml:space="preserve"> of </w:t>
+      </w:r>
+      <w:r>
+        <w:rPr>
+          <w:rFonts w:ascii="Times New Roman" w:hAnsi="Times New Roman" w:cs="Times New Roman" w:hint="cs"/>
+          <w:rtl/>
+        </w:rPr>
+        <w:t>קנאה</w:t>
+      </w:r>
+      <w:r>
+        <w:rPr>
+          <w:rFonts w:ascii="Times New Roman" w:hAnsi="Times New Roman" w:cs="Times New Roman"/>
+        </w:rPr>
+        <w:t xml:space="preserve">. He had not even the slightest trace of jealousy, not just externally for show, but deep within his entire </w:t>
+      </w:r>
+      <w:r>
+        <w:rPr>
+          <w:rFonts w:ascii="Times New Roman" w:hAnsi="Times New Roman" w:cs="Times New Roman" w:hint="cs"/>
+          <w:rtl/>
+        </w:rPr>
+        <w:t>הוויה</w:t>
+      </w:r>
+      <w:r>
+        <w:rPr>
+          <w:rFonts w:ascii="Times New Roman" w:hAnsi="Times New Roman" w:cs="Times New Roman"/>
+        </w:rPr>
+        <w:t xml:space="preserve">, his </w:t>
+      </w:r>
+      <w:r>
+        <w:rPr>
+          <w:rFonts w:ascii="Times New Roman" w:hAnsi="Times New Roman" w:cs="Times New Roman" w:hint="cs"/>
+          <w:rtl/>
+        </w:rPr>
+        <w:t>מידות</w:t>
+      </w:r>
+      <w:r>
+        <w:rPr>
+          <w:rFonts w:ascii="Times New Roman" w:hAnsi="Times New Roman" w:cs="Times New Roman"/>
+        </w:rPr>
+        <w:t xml:space="preserve">, and his entire existence. The </w:t>
+      </w:r>
+      <w:r>
+        <w:rPr>
+          <w:rFonts w:ascii="Times New Roman" w:hAnsi="Times New Roman" w:cs="Times New Roman" w:hint="cs"/>
+          <w:rtl/>
+        </w:rPr>
+        <w:t>תורה</w:t>
+      </w:r>
+      <w:r>
+        <w:rPr>
+          <w:rFonts w:ascii="Times New Roman" w:hAnsi="Times New Roman" w:cs="Times New Roman"/>
+        </w:rPr>
+        <w:t xml:space="preserve"> states that when </w:t>
+      </w:r>
+      <w:r>
+        <w:rPr>
+          <w:rFonts w:ascii="Times New Roman" w:hAnsi="Times New Roman" w:cs="Times New Roman" w:hint="cs"/>
+          <w:rtl/>
+        </w:rPr>
+        <w:t>אהרן</w:t>
+      </w:r>
+      <w:r>
+        <w:rPr>
+          <w:rFonts w:ascii="Times New Roman" w:hAnsi="Times New Roman" w:cs="Times New Roman"/>
+        </w:rPr>
+        <w:t xml:space="preserve"> saw </w:t>
+      </w:r>
+      <w:r>
+        <w:rPr>
+          <w:rFonts w:ascii="Times New Roman" w:hAnsi="Times New Roman" w:cs="Times New Roman" w:hint="cs"/>
+          <w:rtl/>
+        </w:rPr>
+        <w:t>משה</w:t>
+      </w:r>
+      <w:r>
+        <w:rPr>
+          <w:rFonts w:ascii="Times New Roman" w:hAnsi="Times New Roman" w:cs="Times New Roman"/>
+        </w:rPr>
+        <w:t xml:space="preserve">, he was </w:t>
+      </w:r>
+      <w:r>
+        <w:rPr>
+          <w:rFonts w:ascii="Times New Roman" w:hAnsi="Times New Roman" w:cs="Times New Roman" w:hint="cs"/>
+          <w:rtl/>
+        </w:rPr>
+        <w:t>וְשָׂמַח</w:t>
+      </w:r>
+      <w:r>
+        <w:rPr>
+          <w:rFonts w:ascii="Times New Roman" w:hAnsi="Times New Roman" w:cs="Times New Roman"/>
+          <w:rtl/>
+        </w:rPr>
+        <w:t xml:space="preserve"> </w:t>
+      </w:r>
+      <w:r>
+        <w:rPr>
+          <w:rFonts w:ascii="Times New Roman" w:hAnsi="Times New Roman" w:cs="Times New Roman" w:hint="cs"/>
+          <w:rtl/>
+        </w:rPr>
+        <w:t>בְּלִבּוֹ</w:t>
+      </w:r>
+      <w:r>
+        <w:rPr>
+          <w:rFonts w:ascii="Times New Roman" w:hAnsi="Times New Roman" w:cs="Times New Roman" w:hint="eastAsia"/>
+        </w:rPr>
         <w:t xml:space="preserve"> - </w:t>
       </w:r>
       <w:r>
         <w:rPr>
           <w:rFonts w:ascii="Times New Roman" w:hAnsi="Times New Roman" w:cs="Times New Roman"/>
         </w:rPr>
-        <w:t xml:space="preserve">he was not a one-dimensional person. The </w:t>
-      </w:r>
-      <w:r>
-        <w:rPr>
-          <w:rFonts w:ascii="Times New Roman" w:hAnsi="Times New Roman" w:cs="Times New Roman" w:hint="cs"/>
-          <w:rtl/>
-        </w:rPr>
-        <w:t>תורה</w:t>
-      </w:r>
-      <w:r>
-        <w:rPr>
-          <w:rFonts w:ascii="Times New Roman" w:hAnsi="Times New Roman" w:cs="Times New Roman"/>
-        </w:rPr>
-        <w:t xml:space="preserve"> testifies that </w:t>
+        <w:t>completely and sincerely happy, with no jealousy whatsoever.</w:t>
+      </w:r>
+      <w:r>
+        <w:rPr>
+          <w:rFonts w:ascii="Times New Roman" w:hAnsi="Times New Roman" w:cs="Times New Roman"/>
+        </w:rPr>
+        <w:t xml:space="preserve"> </w:t>
+      </w:r>
+      <w:r>
+        <w:rPr>
+          <w:rFonts w:ascii="Times New Roman" w:hAnsi="Times New Roman" w:cs="Times New Roman"/>
+        </w:rPr>
+        <w:t xml:space="preserve">This is an extremely rare trait, almost beyond our ability to comprehend. We are so accustomed to jealousy, even in small amounts, that the concept of someone being totally free </w:t>
+      </w:r>
+      <w:r>
+        <w:rPr>
+          <w:rFonts w:ascii="Times New Roman" w:hAnsi="Times New Roman" w:cs="Times New Roman"/>
+        </w:rPr>
+        <w:t>of</w:t>
+      </w:r>
+      <w:r>
+        <w:rPr>
+          <w:rFonts w:ascii="Times New Roman" w:hAnsi="Times New Roman" w:cs="Times New Roman"/>
+        </w:rPr>
+        <w:t xml:space="preserve"> it is difficult to grasp. But on </w:t>
+      </w:r>
+      <w:r>
+        <w:rPr>
+          <w:rFonts w:ascii="Times New Roman" w:hAnsi="Times New Roman" w:cs="Times New Roman" w:hint="cs"/>
+          <w:rtl/>
+        </w:rPr>
+        <w:t>פורים</w:t>
+      </w:r>
+      <w:r>
+        <w:rPr>
+          <w:rFonts w:ascii="Times New Roman" w:hAnsi="Times New Roman" w:cs="Times New Roman"/>
+        </w:rPr>
+        <w:t xml:space="preserve">, we have a job to </w:t>
+      </w:r>
+      <w:r>
+        <w:rPr>
+          <w:rFonts w:ascii="Times New Roman" w:hAnsi="Times New Roman" w:cs="Times New Roman"/>
+        </w:rPr>
+        <w:t xml:space="preserve">try to </w:t>
+      </w:r>
+      <w:r>
+        <w:rPr>
+          <w:rFonts w:ascii="Times New Roman" w:hAnsi="Times New Roman" w:cs="Times New Roman"/>
+        </w:rPr>
+        <w:t xml:space="preserve">emulate this </w:t>
+      </w:r>
+      <w:r>
+        <w:rPr>
+          <w:rFonts w:ascii="Times New Roman" w:hAnsi="Times New Roman" w:cs="Times New Roman" w:hint="cs"/>
+          <w:rtl/>
+        </w:rPr>
+        <w:t>מידה</w:t>
+      </w:r>
+      <w:r>
+        <w:rPr>
+          <w:rFonts w:ascii="Times New Roman" w:hAnsi="Times New Roman" w:cs="Times New Roman"/>
+        </w:rPr>
+        <w:t xml:space="preserve"> of </w:t>
       </w:r>
       <w:r>
         <w:rPr>
@@ -748,20 +927,20 @@
         <w:rPr>
           <w:rFonts w:ascii="Times New Roman" w:hAnsi="Times New Roman" w:cs="Times New Roman"/>
         </w:rPr>
-        <w:t xml:space="preserve"> was completely free of the </w:t>
-      </w:r>
-      <w:r>
-        <w:rPr>
-          <w:rFonts w:ascii="Times New Roman" w:hAnsi="Times New Roman" w:cs="Times New Roman" w:hint="cs"/>
-          <w:rtl/>
-        </w:rPr>
-        <w:t>מידה</w:t>
-      </w:r>
-      <w:r>
-        <w:rPr>
-          <w:rFonts w:ascii="Times New Roman" w:hAnsi="Times New Roman" w:cs="Times New Roman"/>
-        </w:rPr>
-        <w:t xml:space="preserve"> of </w:t>
+        <w:t xml:space="preserve">. That is what this </w:t>
+      </w:r>
+      <w:r>
+        <w:rPr>
+          <w:rFonts w:ascii="Times New Roman" w:hAnsi="Times New Roman" w:cs="Times New Roman" w:hint="cs"/>
+          <w:rtl/>
+        </w:rPr>
+        <w:t>גמטריא</w:t>
+      </w:r>
+      <w:r>
+        <w:rPr>
+          <w:rFonts w:ascii="Times New Roman" w:hAnsi="Times New Roman" w:cs="Times New Roman"/>
+        </w:rPr>
+        <w:t xml:space="preserve"> is telling us - we must work on freeing ourselves from </w:t>
       </w:r>
       <w:r>
         <w:rPr>
@@ -774,207 +953,6 @@
         <w:rPr>
           <w:rFonts w:ascii="Times New Roman" w:hAnsi="Times New Roman" w:cs="Times New Roman"/>
         </w:rPr>
-        <w:t xml:space="preserve">. He had not even the slightest trace of jealousy, not just externally for show, but deep within his entire </w:t>
-      </w:r>
-      <w:r>
-        <w:rPr>
-          <w:rFonts w:ascii="Times New Roman" w:hAnsi="Times New Roman" w:cs="Times New Roman" w:hint="cs"/>
-          <w:rtl/>
-        </w:rPr>
-        <w:t>הוויה</w:t>
-      </w:r>
-      <w:r>
-        <w:rPr>
-          <w:rFonts w:ascii="Times New Roman" w:hAnsi="Times New Roman" w:cs="Times New Roman"/>
-        </w:rPr>
-        <w:t xml:space="preserve">, his </w:t>
-      </w:r>
-      <w:r>
-        <w:rPr>
-          <w:rFonts w:ascii="Times New Roman" w:hAnsi="Times New Roman" w:cs="Times New Roman" w:hint="cs"/>
-          <w:rtl/>
-        </w:rPr>
-        <w:t>מידות</w:t>
-      </w:r>
-      <w:r>
-        <w:rPr>
-          <w:rFonts w:ascii="Times New Roman" w:hAnsi="Times New Roman" w:cs="Times New Roman"/>
-        </w:rPr>
-        <w:t xml:space="preserve">, and his entire existence. The </w:t>
-      </w:r>
-      <w:r>
-        <w:rPr>
-          <w:rFonts w:ascii="Times New Roman" w:hAnsi="Times New Roman" w:cs="Times New Roman" w:hint="cs"/>
-          <w:rtl/>
-        </w:rPr>
-        <w:t>תורה</w:t>
-      </w:r>
-      <w:r>
-        <w:rPr>
-          <w:rFonts w:ascii="Times New Roman" w:hAnsi="Times New Roman" w:cs="Times New Roman"/>
-        </w:rPr>
-        <w:t xml:space="preserve"> states that when </w:t>
-      </w:r>
-      <w:r>
-        <w:rPr>
-          <w:rFonts w:ascii="Times New Roman" w:hAnsi="Times New Roman" w:cs="Times New Roman" w:hint="cs"/>
-          <w:rtl/>
-        </w:rPr>
-        <w:t>אהרן</w:t>
-      </w:r>
-      <w:r>
-        <w:rPr>
-          <w:rFonts w:ascii="Times New Roman" w:hAnsi="Times New Roman" w:cs="Times New Roman"/>
-        </w:rPr>
-        <w:t xml:space="preserve"> saw </w:t>
-      </w:r>
-      <w:r>
-        <w:rPr>
-          <w:rFonts w:ascii="Times New Roman" w:hAnsi="Times New Roman" w:cs="Times New Roman" w:hint="cs"/>
-          <w:rtl/>
-        </w:rPr>
-        <w:t>משה</w:t>
-      </w:r>
-      <w:r>
-        <w:rPr>
-          <w:rFonts w:ascii="Times New Roman" w:hAnsi="Times New Roman" w:cs="Times New Roman"/>
-        </w:rPr>
-        <w:t xml:space="preserve">, he was </w:t>
-      </w:r>
-      <w:r>
-        <w:rPr>
-          <w:rFonts w:ascii="Times New Roman" w:hAnsi="Times New Roman" w:cs="Times New Roman" w:hint="cs"/>
-          <w:rtl/>
-        </w:rPr>
-        <w:t>וְשָׂמַח</w:t>
-      </w:r>
-      <w:r>
-        <w:rPr>
-          <w:rFonts w:ascii="Times New Roman" w:hAnsi="Times New Roman" w:cs="Times New Roman"/>
-          <w:rtl/>
-        </w:rPr>
-        <w:t xml:space="preserve"> </w:t>
-      </w:r>
-      <w:r>
-        <w:rPr>
-          <w:rFonts w:ascii="Times New Roman" w:hAnsi="Times New Roman" w:cs="Times New Roman" w:hint="cs"/>
-          <w:rtl/>
-        </w:rPr>
-        <w:t>בְּלִבּוֹ</w:t>
-      </w:r>
-      <w:r>
-        <w:rPr>
-          <w:rFonts w:ascii="Times New Roman" w:hAnsi="Times New Roman" w:cs="Times New Roman" w:hint="eastAsia"/>
-        </w:rPr>
-        <w:t xml:space="preserve"> - </w:t>
-      </w:r>
-      <w:r>
-        <w:rPr>
-          <w:rFonts w:ascii="Times New Roman" w:hAnsi="Times New Roman" w:cs="Times New Roman"/>
-        </w:rPr>
-        <w:t>completely and sincerely happy, with no jealousy whatsoever.</w:t>
-      </w:r>
-      <w:r>
-        <w:rPr>
-          <w:rFonts w:ascii="Times New Roman" w:hAnsi="Times New Roman" w:cs="Times New Roman"/>
-        </w:rPr>
-        <w:t xml:space="preserve"> </w:t>
-      </w:r>
-      <w:r>
-        <w:rPr>
-          <w:rFonts w:ascii="Times New Roman" w:hAnsi="Times New Roman" w:cs="Times New Roman"/>
-        </w:rPr>
-        <w:t xml:space="preserve">This is an extremely rare trait, almost beyond our ability to comprehend. We are so accustomed to jealousy, even in small amounts, that the concept of someone being totally free from it is difficult to grasp. But on </w:t>
-      </w:r>
-      <w:r>
-        <w:rPr>
-          <w:rFonts w:ascii="Times New Roman" w:hAnsi="Times New Roman" w:cs="Times New Roman" w:hint="cs"/>
-          <w:rtl/>
-        </w:rPr>
-        <w:t>פורים</w:t>
-      </w:r>
-      <w:r>
-        <w:rPr>
-          <w:rFonts w:ascii="Times New Roman" w:hAnsi="Times New Roman" w:cs="Times New Roman"/>
-        </w:rPr>
-        <w:t xml:space="preserve">, we have a job to </w:t>
-      </w:r>
-      <w:r>
-        <w:rPr>
-          <w:rFonts w:ascii="Times New Roman" w:hAnsi="Times New Roman" w:cs="Times New Roman"/>
-        </w:rPr>
-        <w:t xml:space="preserve">try to </w:t>
-      </w:r>
-      <w:r>
-        <w:rPr>
-          <w:rFonts w:ascii="Times New Roman" w:hAnsi="Times New Roman" w:cs="Times New Roman"/>
-        </w:rPr>
-        <w:t xml:space="preserve">emulate this </w:t>
-      </w:r>
-      <w:r>
-        <w:rPr>
-          <w:rFonts w:ascii="Times New Roman" w:hAnsi="Times New Roman" w:cs="Times New Roman" w:hint="cs"/>
-          <w:rtl/>
-        </w:rPr>
-        <w:t>מידה</w:t>
-      </w:r>
-      <w:r>
-        <w:rPr>
-          <w:rFonts w:ascii="Times New Roman" w:hAnsi="Times New Roman" w:cs="Times New Roman"/>
-        </w:rPr>
-        <w:t xml:space="preserve"> of </w:t>
-      </w:r>
-      <w:r>
-        <w:rPr>
-          <w:rFonts w:ascii="Times New Roman" w:hAnsi="Times New Roman" w:cs="Times New Roman" w:hint="cs"/>
-          <w:rtl/>
-        </w:rPr>
-        <w:t>אהרן</w:t>
-      </w:r>
-      <w:r>
-        <w:rPr>
-          <w:rFonts w:ascii="Times New Roman" w:hAnsi="Times New Roman" w:cs="Times New Roman"/>
-          <w:rtl/>
-        </w:rPr>
-        <w:t xml:space="preserve"> </w:t>
-      </w:r>
-      <w:r>
-        <w:rPr>
-          <w:rFonts w:ascii="Times New Roman" w:hAnsi="Times New Roman" w:cs="Times New Roman" w:hint="cs"/>
-          <w:rtl/>
-        </w:rPr>
-        <w:t>הכהן</w:t>
-      </w:r>
-      <w:r>
-        <w:rPr>
-          <w:rFonts w:ascii="Times New Roman" w:hAnsi="Times New Roman" w:cs="Times New Roman"/>
-        </w:rPr>
-        <w:t xml:space="preserve">. That is what this </w:t>
-      </w:r>
-      <w:r>
-        <w:rPr>
-          <w:rFonts w:ascii="Times New Roman" w:hAnsi="Times New Roman" w:cs="Times New Roman" w:hint="cs"/>
-          <w:rtl/>
-        </w:rPr>
-        <w:t>גמטריא</w:t>
-      </w:r>
-      <w:r>
-        <w:rPr>
-          <w:rFonts w:ascii="Times New Roman" w:hAnsi="Times New Roman" w:cs="Times New Roman"/>
-        </w:rPr>
-        <w:t xml:space="preserve"> is telling us - we must work on freeing ourselves from </w:t>
-      </w:r>
-      <w:r>
-        <w:rPr>
-          <w:rFonts w:ascii="Times New Roman" w:hAnsi="Times New Roman" w:cs="Times New Roman" w:hint="cs"/>
-          <w:rtl/>
-        </w:rPr>
-        <w:t>קנאה</w:t>
-      </w:r>
-      <w:r>
-        <w:rPr>
-          <w:rFonts w:ascii="Times New Roman" w:hAnsi="Times New Roman" w:cs="Times New Roman"/>
-        </w:rPr>
         <w:t xml:space="preserve">. He explains that this is the only way to achieve </w:t>
       </w:r>
       <w:r>
@@ -1015,7 +993,13 @@
         <w:rPr>
           <w:rFonts w:ascii="Times New Roman" w:hAnsi="Times New Roman" w:cs="Times New Roman"/>
         </w:rPr>
-        <w:t xml:space="preserve">. To be completely happy, to experience genuine joy, requires the absolute absence of jealousy. The </w:t>
+        <w:t xml:space="preserve">. </w:t>
+      </w:r>
+      <w:r>
+        <w:rPr>
+          <w:rFonts w:ascii="Times New Roman" w:hAnsi="Times New Roman" w:cs="Times New Roman"/>
+        </w:rPr>
+        <w:t xml:space="preserve">The </w:t>
       </w:r>
       <w:r>
         <w:rPr>
@@ -1275,35 +1259,13 @@
         <w:rPr>
           <w:rFonts w:ascii="Times New Roman" w:hAnsi="Times New Roman" w:cs="Times New Roman"/>
         </w:rPr>
-        <w:t xml:space="preserve"> from </w:t>
-      </w:r>
-      <w:proofErr w:type="spellStart"/>
-      <w:r>
-        <w:rPr>
-          <w:rFonts w:ascii="Times New Roman" w:hAnsi="Times New Roman" w:cs="Times New Roman"/>
-        </w:rPr>
-        <w:t>Pinczow</w:t>
-      </w:r>
-      <w:proofErr w:type="spellEnd"/>
-      <w:r>
-        <w:rPr>
-          <w:rFonts w:ascii="Times New Roman" w:hAnsi="Times New Roman" w:cs="Times New Roman"/>
-        </w:rPr>
-        <w:t xml:space="preserve"> (pronounced </w:t>
-      </w:r>
-      <w:proofErr w:type="spellStart"/>
-      <w:r>
-        <w:rPr>
-          <w:rFonts w:ascii="Times New Roman" w:hAnsi="Times New Roman" w:cs="Times New Roman"/>
-        </w:rPr>
-        <w:t>Pinchov</w:t>
-      </w:r>
-      <w:proofErr w:type="spellEnd"/>
-      <w:r>
-        <w:rPr>
-          <w:rFonts w:ascii="Times New Roman" w:hAnsi="Times New Roman" w:cs="Times New Roman"/>
-        </w:rPr>
-        <w:t>)</w:t>
+        <w:t xml:space="preserve"> from Pinczow</w:t>
+      </w:r>
+      <w:r>
+        <w:rPr>
+          <w:rFonts w:ascii="Times New Roman" w:hAnsi="Times New Roman" w:cs="Times New Roman"/>
+        </w:rPr>
+        <w:t xml:space="preserve"> (pronounced Pinchov)</w:t>
       </w:r>
       <w:r>
         <w:rPr>
@@ -1581,214 +1543,429 @@
         <w:rPr>
           <w:rFonts w:ascii="Times New Roman" w:hAnsi="Times New Roman" w:cs="Times New Roman"/>
         </w:rPr>
-        <w:t xml:space="preserve">In that same </w:t>
-      </w:r>
-      <w:r>
-        <w:rPr>
-          <w:rFonts w:ascii="Times New Roman" w:hAnsi="Times New Roman" w:cs="Times New Roman" w:hint="cs"/>
-          <w:rtl/>
-        </w:rPr>
-        <w:t>ספר</w:t>
-      </w:r>
-      <w:r>
-        <w:rPr>
-          <w:rFonts w:ascii="Times New Roman" w:hAnsi="Times New Roman" w:cs="Times New Roman"/>
-          <w:rtl/>
+        <w:t xml:space="preserve">There is a well-known rule that the first time a word appears in the </w:t>
+      </w:r>
+      <w:r>
+        <w:rPr>
+          <w:rFonts w:ascii="Times New Roman" w:hAnsi="Times New Roman" w:cs="Times New Roman" w:hint="cs"/>
+          <w:rtl/>
+        </w:rPr>
+        <w:t>תורה</w:t>
+      </w:r>
+      <w:r>
+        <w:rPr>
+          <w:rFonts w:ascii="Times New Roman" w:hAnsi="Times New Roman" w:cs="Times New Roman"/>
+        </w:rPr>
+        <w:t xml:space="preserve"> establishes its paradigm for all future occurrences. Where is the first time the </w:t>
+      </w:r>
+      <w:r>
+        <w:rPr>
+          <w:rFonts w:ascii="Times New Roman" w:hAnsi="Times New Roman" w:cs="Times New Roman" w:hint="cs"/>
+          <w:rtl/>
+        </w:rPr>
+        <w:t>תורה</w:t>
+      </w:r>
+      <w:r>
+        <w:rPr>
+          <w:rFonts w:ascii="Times New Roman" w:hAnsi="Times New Roman" w:cs="Times New Roman"/>
+        </w:rPr>
+        <w:t xml:space="preserve"> uses the word </w:t>
+      </w:r>
+      <w:r>
+        <w:rPr>
+          <w:rFonts w:ascii="Times New Roman" w:hAnsi="Times New Roman" w:cs="Times New Roman" w:hint="cs"/>
+          <w:rtl/>
+        </w:rPr>
+        <w:t>שמחה</w:t>
+      </w:r>
+      <w:r>
+        <w:rPr>
+          <w:rFonts w:ascii="Times New Roman" w:hAnsi="Times New Roman" w:cs="Times New Roman"/>
+        </w:rPr>
+        <w:t xml:space="preserve">? Here, in reference to </w:t>
+      </w:r>
+      <w:r>
+        <w:rPr>
+          <w:rFonts w:ascii="Times New Roman" w:hAnsi="Times New Roman" w:cs="Times New Roman" w:hint="cs"/>
+          <w:rtl/>
+        </w:rPr>
+        <w:t>אהרן</w:t>
+      </w:r>
+      <w:r>
+        <w:rPr>
+          <w:rFonts w:ascii="Times New Roman" w:hAnsi="Times New Roman" w:cs="Times New Roman"/>
+          <w:rtl/>
+        </w:rPr>
+        <w:t xml:space="preserve"> </w:t>
+      </w:r>
+      <w:r>
+        <w:rPr>
+          <w:rFonts w:ascii="Times New Roman" w:hAnsi="Times New Roman" w:cs="Times New Roman" w:hint="cs"/>
+          <w:rtl/>
+        </w:rPr>
+        <w:t>הכהן</w:t>
+      </w:r>
+      <w:r>
+        <w:rPr>
+          <w:rFonts w:ascii="Times New Roman" w:hAnsi="Times New Roman" w:cs="Times New Roman"/>
+        </w:rPr>
+        <w:t>.</w:t>
+      </w:r>
+      <w:r>
+        <w:rPr>
+          <w:rFonts w:ascii="Times New Roman" w:hAnsi="Times New Roman" w:cs="Times New Roman"/>
+        </w:rPr>
+        <w:t xml:space="preserve"> Though is avodah,</w:t>
+      </w:r>
+      <w:r>
+        <w:rPr>
+          <w:rFonts w:ascii="Times New Roman" w:hAnsi="Times New Roman" w:cs="Times New Roman"/>
+        </w:rPr>
+        <w:t xml:space="preserve"> </w:t>
+      </w:r>
+      <w:r>
+        <w:rPr>
+          <w:rFonts w:ascii="Times New Roman" w:hAnsi="Times New Roman" w:cs="Times New Roman" w:hint="cs"/>
+          <w:rtl/>
+        </w:rPr>
+        <w:t>אהרן</w:t>
+      </w:r>
+      <w:r>
+        <w:rPr>
+          <w:rFonts w:ascii="Times New Roman" w:hAnsi="Times New Roman" w:cs="Times New Roman"/>
+          <w:rtl/>
+        </w:rPr>
+        <w:t xml:space="preserve"> </w:t>
+      </w:r>
+      <w:r>
+        <w:rPr>
+          <w:rFonts w:ascii="Times New Roman" w:hAnsi="Times New Roman" w:cs="Times New Roman" w:hint="cs"/>
+          <w:rtl/>
+        </w:rPr>
+        <w:t>הכהן</w:t>
+      </w:r>
+      <w:r>
+        <w:rPr>
+          <w:rFonts w:ascii="Times New Roman" w:hAnsi="Times New Roman" w:cs="Times New Roman"/>
+        </w:rPr>
+        <w:t xml:space="preserve"> </w:t>
+      </w:r>
+      <w:r>
+        <w:rPr>
+          <w:rFonts w:ascii="Times New Roman" w:hAnsi="Times New Roman" w:cs="Times New Roman"/>
+        </w:rPr>
+        <w:t>was able to diminish</w:t>
+      </w:r>
+      <w:r>
+        <w:rPr>
+          <w:rFonts w:ascii="Times New Roman" w:hAnsi="Times New Roman" w:cs="Times New Roman"/>
+        </w:rPr>
+        <w:t xml:space="preserve"> the sadness and the disgrace of the </w:t>
+      </w:r>
+      <w:r>
+        <w:rPr>
+          <w:rFonts w:ascii="Times New Roman" w:hAnsi="Times New Roman" w:cs="Times New Roman" w:hint="cs"/>
+          <w:rtl/>
+        </w:rPr>
+        <w:t>חטא</w:t>
+      </w:r>
+      <w:r>
+        <w:rPr>
+          <w:rFonts w:ascii="Times New Roman" w:hAnsi="Times New Roman" w:cs="Times New Roman"/>
+        </w:rPr>
+        <w:t xml:space="preserve"> of the </w:t>
+      </w:r>
+      <w:r>
+        <w:rPr>
+          <w:rFonts w:ascii="Times New Roman" w:hAnsi="Times New Roman" w:cs="Times New Roman" w:hint="cs"/>
+          <w:rtl/>
+        </w:rPr>
+        <w:t>נחש</w:t>
+      </w:r>
+      <w:r>
+        <w:rPr>
+          <w:rFonts w:ascii="Times New Roman" w:hAnsi="Times New Roman" w:cs="Times New Roman"/>
+        </w:rPr>
+        <w:t xml:space="preserve">. </w:t>
+      </w:r>
+      <w:r>
+        <w:rPr>
+          <w:rFonts w:ascii="Times New Roman" w:hAnsi="Times New Roman" w:cs="Times New Roman"/>
+        </w:rPr>
+        <w:t xml:space="preserve">This is hinted </w:t>
+      </w:r>
+      <w:r>
+        <w:rPr>
+          <w:rFonts w:ascii="Times New Roman" w:hAnsi="Times New Roman" w:cs="Times New Roman"/>
+        </w:rPr>
+        <w:t>to</w:t>
+      </w:r>
+      <w:r>
+        <w:rPr>
+          <w:rFonts w:ascii="Times New Roman" w:hAnsi="Times New Roman" w:cs="Times New Roman"/>
+        </w:rPr>
+        <w:t xml:space="preserve"> </w:t>
+      </w:r>
+      <w:r>
+        <w:rPr>
+          <w:rFonts w:ascii="Times New Roman" w:hAnsi="Times New Roman" w:cs="Times New Roman"/>
+        </w:rPr>
+        <w:t>by</w:t>
+      </w:r>
+      <w:r>
+        <w:rPr>
+          <w:rFonts w:ascii="Times New Roman" w:hAnsi="Times New Roman" w:cs="Times New Roman"/>
+        </w:rPr>
+        <w:t xml:space="preserve"> the fact that </w:t>
+      </w:r>
+      <w:r>
+        <w:rPr>
+          <w:rFonts w:ascii="Times New Roman" w:hAnsi="Times New Roman" w:cs="Times New Roman" w:hint="cs"/>
+          <w:rtl/>
+        </w:rPr>
+        <w:t>אהרן</w:t>
+      </w:r>
+      <w:r>
+        <w:rPr>
+          <w:rFonts w:ascii="Times New Roman" w:hAnsi="Times New Roman" w:cs="Times New Roman"/>
+          <w:rtl/>
+        </w:rPr>
+        <w:t xml:space="preserve"> </w:t>
+      </w:r>
+      <w:r>
+        <w:rPr>
+          <w:rFonts w:ascii="Times New Roman" w:hAnsi="Times New Roman" w:cs="Times New Roman" w:hint="cs"/>
+          <w:rtl/>
+        </w:rPr>
+        <w:t>הכהן</w:t>
+      </w:r>
+      <w:r>
+        <w:rPr>
+          <w:rFonts w:ascii="Times New Roman" w:hAnsi="Times New Roman" w:cs="Times New Roman"/>
+        </w:rPr>
+        <w:t xml:space="preserve"> wore the </w:t>
+      </w:r>
+      <w:r>
+        <w:rPr>
+          <w:rFonts w:ascii="Times New Roman" w:hAnsi="Times New Roman" w:cs="Times New Roman" w:hint="cs"/>
+          <w:rtl/>
+        </w:rPr>
+        <w:t>חשן</w:t>
+      </w:r>
+      <w:r>
+        <w:rPr>
+          <w:rFonts w:ascii="Times New Roman" w:hAnsi="Times New Roman" w:cs="Times New Roman"/>
+        </w:rPr>
+        <w:t xml:space="preserve"> on his chest. The letters of </w:t>
+      </w:r>
+      <w:r>
+        <w:rPr>
+          <w:rFonts w:ascii="Times New Roman" w:hAnsi="Times New Roman" w:cs="Times New Roman" w:hint="cs"/>
+          <w:rtl/>
+        </w:rPr>
+        <w:t>חשן</w:t>
+      </w:r>
+      <w:r>
+        <w:rPr>
+          <w:rFonts w:ascii="Times New Roman" w:hAnsi="Times New Roman" w:cs="Times New Roman"/>
+        </w:rPr>
+        <w:t xml:space="preserve"> are the same as those of </w:t>
+      </w:r>
+      <w:r>
+        <w:rPr>
+          <w:rFonts w:ascii="Times New Roman" w:hAnsi="Times New Roman" w:cs="Times New Roman" w:hint="cs"/>
+          <w:rtl/>
+        </w:rPr>
+        <w:t>נחש</w:t>
+      </w:r>
+      <w:r>
+        <w:rPr>
+          <w:rFonts w:ascii="Times New Roman" w:hAnsi="Times New Roman" w:cs="Times New Roman"/>
+        </w:rPr>
+        <w:t xml:space="preserve">, showing that </w:t>
+      </w:r>
+      <w:r>
+        <w:rPr>
+          <w:rFonts w:ascii="Times New Roman" w:hAnsi="Times New Roman" w:cs="Times New Roman" w:hint="cs"/>
+          <w:rtl/>
+        </w:rPr>
+        <w:t>אהרן</w:t>
+      </w:r>
+      <w:r>
+        <w:rPr>
+          <w:rFonts w:ascii="Times New Roman" w:hAnsi="Times New Roman" w:cs="Times New Roman"/>
+        </w:rPr>
+        <w:t>’</w:t>
+      </w:r>
+      <w:r>
+        <w:rPr>
+          <w:rFonts w:ascii="Times New Roman" w:hAnsi="Times New Roman" w:cs="Times New Roman"/>
+        </w:rPr>
+        <w:t xml:space="preserve">s </w:t>
+      </w:r>
+      <w:r>
+        <w:rPr>
+          <w:rFonts w:ascii="Times New Roman" w:hAnsi="Times New Roman" w:cs="Times New Roman" w:hint="cs"/>
+          <w:rtl/>
+        </w:rPr>
+        <w:t>חשן</w:t>
+      </w:r>
+      <w:r>
+        <w:rPr>
+          <w:rFonts w:ascii="Times New Roman" w:hAnsi="Times New Roman" w:cs="Times New Roman"/>
+        </w:rPr>
+        <w:t xml:space="preserve"> was </w:t>
+      </w:r>
+      <w:r>
+        <w:rPr>
+          <w:rFonts w:ascii="Times New Roman" w:hAnsi="Times New Roman" w:cs="Times New Roman"/>
+        </w:rPr>
+        <w:t>a</w:t>
+      </w:r>
+      <w:r>
+        <w:rPr>
+          <w:rFonts w:ascii="Times New Roman" w:hAnsi="Times New Roman" w:cs="Times New Roman"/>
+        </w:rPr>
+        <w:t xml:space="preserve"> </w:t>
+      </w:r>
+      <w:r>
+        <w:rPr>
+          <w:rFonts w:ascii="Times New Roman" w:hAnsi="Times New Roman" w:cs="Times New Roman" w:hint="cs"/>
+          <w:rtl/>
+        </w:rPr>
+        <w:t>תיקון</w:t>
+      </w:r>
+      <w:r>
+        <w:rPr>
+          <w:rFonts w:ascii="Times New Roman" w:hAnsi="Times New Roman" w:cs="Times New Roman"/>
+        </w:rPr>
+        <w:t xml:space="preserve"> for the </w:t>
+      </w:r>
+      <w:r>
+        <w:rPr>
+          <w:rFonts w:ascii="Times New Roman" w:hAnsi="Times New Roman" w:cs="Times New Roman" w:hint="cs"/>
+          <w:rtl/>
+        </w:rPr>
+        <w:t>פגם</w:t>
+      </w:r>
+      <w:r>
+        <w:rPr>
+          <w:rFonts w:ascii="Times New Roman" w:hAnsi="Times New Roman" w:cs="Times New Roman"/>
+        </w:rPr>
+        <w:t xml:space="preserve"> of the </w:t>
+      </w:r>
+      <w:r>
+        <w:rPr>
+          <w:rFonts w:ascii="Times New Roman" w:hAnsi="Times New Roman" w:cs="Times New Roman" w:hint="cs"/>
+          <w:rtl/>
+        </w:rPr>
+        <w:t>נחש</w:t>
+      </w:r>
+      <w:r>
+        <w:rPr>
+          <w:rFonts w:ascii="Times New Roman" w:hAnsi="Times New Roman" w:cs="Times New Roman"/>
+        </w:rPr>
+        <w:t xml:space="preserve">. Furthermore, if you calculate the </w:t>
+      </w:r>
+      <w:r>
+        <w:rPr>
+          <w:rFonts w:ascii="Times New Roman" w:hAnsi="Times New Roman" w:cs="Times New Roman" w:hint="cs"/>
+          <w:rtl/>
+        </w:rPr>
+        <w:t>גמטריא</w:t>
+      </w:r>
+      <w:r>
+        <w:rPr>
+          <w:rFonts w:ascii="Times New Roman" w:hAnsi="Times New Roman" w:cs="Times New Roman"/>
+        </w:rPr>
+        <w:t xml:space="preserve"> of </w:t>
+      </w:r>
+      <w:r>
+        <w:rPr>
+          <w:rFonts w:ascii="Times New Roman" w:hAnsi="Times New Roman" w:cs="Times New Roman" w:hint="cs"/>
+          <w:rtl/>
+        </w:rPr>
+        <w:t>חשן</w:t>
+      </w:r>
+      <w:r>
+        <w:rPr>
+          <w:rFonts w:ascii="Times New Roman" w:hAnsi="Times New Roman" w:cs="Times New Roman"/>
+        </w:rPr>
+        <w:t xml:space="preserve"> and </w:t>
+      </w:r>
+      <w:r>
+        <w:rPr>
+          <w:rFonts w:ascii="Times New Roman" w:hAnsi="Times New Roman" w:cs="Times New Roman" w:hint="cs"/>
+          <w:rtl/>
+        </w:rPr>
+        <w:t>נחש</w:t>
+      </w:r>
+      <w:r>
+        <w:rPr>
+          <w:rFonts w:ascii="Times New Roman" w:hAnsi="Times New Roman" w:cs="Times New Roman"/>
         </w:rPr>
         <w:t xml:space="preserve">, </w:t>
       </w:r>
       <w:r>
         <w:rPr>
-          <w:rFonts w:ascii="Times New Roman" w:hAnsi="Times New Roman" w:cs="Times New Roman" w:hint="cs"/>
-          <w:rtl/>
-        </w:rPr>
-        <w:t>אמרי</w:t>
-      </w:r>
-      <w:r>
-        <w:rPr>
-          <w:rFonts w:ascii="Times New Roman" w:hAnsi="Times New Roman" w:cs="Times New Roman"/>
-          <w:rtl/>
-        </w:rPr>
-        <w:t xml:space="preserve"> </w:t>
-      </w:r>
-      <w:r>
-        <w:rPr>
-          <w:rFonts w:ascii="Times New Roman" w:hAnsi="Times New Roman" w:cs="Times New Roman" w:hint="cs"/>
-          <w:rtl/>
-        </w:rPr>
-        <w:t>חיים</w:t>
-      </w:r>
-      <w:r>
-        <w:rPr>
-          <w:rFonts w:ascii="Times New Roman" w:hAnsi="Times New Roman" w:cs="Times New Roman"/>
-        </w:rPr>
-        <w:t xml:space="preserve">, the Rav from </w:t>
-      </w:r>
-      <w:proofErr w:type="spellStart"/>
-      <w:r>
-        <w:rPr>
-          <w:rFonts w:ascii="Times New Roman" w:hAnsi="Times New Roman" w:cs="Times New Roman"/>
-        </w:rPr>
-        <w:t>Pinczow</w:t>
-      </w:r>
-      <w:proofErr w:type="spellEnd"/>
-      <w:r>
-        <w:rPr>
-          <w:rFonts w:ascii="Times New Roman" w:hAnsi="Times New Roman" w:cs="Times New Roman"/>
-        </w:rPr>
-        <w:t xml:space="preserve"> makes a fascinating point. There is a well-known rule that the first time a word appears in the </w:t>
-      </w:r>
-      <w:r>
-        <w:rPr>
-          <w:rFonts w:ascii="Times New Roman" w:hAnsi="Times New Roman" w:cs="Times New Roman" w:hint="cs"/>
-          <w:rtl/>
-        </w:rPr>
-        <w:t>תורה</w:t>
-      </w:r>
-      <w:r>
-        <w:rPr>
-          <w:rFonts w:ascii="Times New Roman" w:hAnsi="Times New Roman" w:cs="Times New Roman"/>
-        </w:rPr>
-        <w:t xml:space="preserve"> establishes its paradigm for all future occurrences. Where is the first time the </w:t>
-      </w:r>
-      <w:r>
-        <w:rPr>
-          <w:rFonts w:ascii="Times New Roman" w:hAnsi="Times New Roman" w:cs="Times New Roman" w:hint="cs"/>
-          <w:rtl/>
-        </w:rPr>
-        <w:t>תורה</w:t>
-      </w:r>
-      <w:r>
-        <w:rPr>
-          <w:rFonts w:ascii="Times New Roman" w:hAnsi="Times New Roman" w:cs="Times New Roman"/>
-        </w:rPr>
-        <w:t xml:space="preserve"> uses the word </w:t>
-      </w:r>
-      <w:r>
-        <w:rPr>
-          <w:rFonts w:ascii="Times New Roman" w:hAnsi="Times New Roman" w:cs="Times New Roman" w:hint="cs"/>
-          <w:rtl/>
-        </w:rPr>
-        <w:t>שמחה</w:t>
-      </w:r>
-      <w:r>
-        <w:rPr>
-          <w:rFonts w:ascii="Times New Roman" w:hAnsi="Times New Roman" w:cs="Times New Roman"/>
-        </w:rPr>
-        <w:t xml:space="preserve">? Here, in reference to </w:t>
-      </w:r>
-      <w:r>
-        <w:rPr>
-          <w:rFonts w:ascii="Times New Roman" w:hAnsi="Times New Roman" w:cs="Times New Roman" w:hint="cs"/>
-          <w:rtl/>
-        </w:rPr>
-        <w:t>אהרן</w:t>
-      </w:r>
-      <w:r>
-        <w:rPr>
-          <w:rFonts w:ascii="Times New Roman" w:hAnsi="Times New Roman" w:cs="Times New Roman"/>
-          <w:rtl/>
-        </w:rPr>
-        <w:t xml:space="preserve"> </w:t>
-      </w:r>
-      <w:r>
-        <w:rPr>
-          <w:rFonts w:ascii="Times New Roman" w:hAnsi="Times New Roman" w:cs="Times New Roman" w:hint="cs"/>
-          <w:rtl/>
-        </w:rPr>
-        <w:t>הכהן</w:t>
-      </w:r>
-      <w:r>
-        <w:rPr>
-          <w:rFonts w:ascii="Times New Roman" w:hAnsi="Times New Roman" w:cs="Times New Roman"/>
-        </w:rPr>
-        <w:t>. If you check, you</w:t>
-      </w:r>
-      <w:r>
-        <w:rPr>
-          <w:rFonts w:ascii="Times New Roman" w:hAnsi="Times New Roman" w:cs="Times New Roman"/>
-        </w:rPr>
-        <w:t>’</w:t>
-      </w:r>
-      <w:r>
-        <w:rPr>
-          <w:rFonts w:ascii="Times New Roman" w:hAnsi="Times New Roman" w:cs="Times New Roman"/>
-        </w:rPr>
-        <w:t xml:space="preserve">ll see that before this, there was no mention </w:t>
-      </w:r>
-      <w:proofErr w:type="gramStart"/>
-      <w:r>
-        <w:rPr>
-          <w:rFonts w:ascii="Times New Roman" w:hAnsi="Times New Roman" w:cs="Times New Roman"/>
-        </w:rPr>
-        <w:t xml:space="preserve">of </w:t>
-      </w:r>
-      <w:r>
-        <w:rPr>
-          <w:rFonts w:ascii="Times New Roman" w:hAnsi="Times New Roman" w:cs="Times New Roman" w:hint="cs"/>
-          <w:rtl/>
-        </w:rPr>
-        <w:t>שמחה</w:t>
-      </w:r>
-      <w:r>
-        <w:rPr>
-          <w:rFonts w:ascii="Times New Roman" w:hAnsi="Times New Roman" w:cs="Times New Roman"/>
-          <w:rtl/>
-        </w:rPr>
-        <w:t xml:space="preserve"> </w:t>
-      </w:r>
-      <w:r>
-        <w:rPr>
-          <w:rFonts w:ascii="Times New Roman" w:hAnsi="Times New Roman" w:cs="Times New Roman"/>
-        </w:rPr>
-        <w:t>.</w:t>
-      </w:r>
-      <w:proofErr w:type="gramEnd"/>
-      <w:r>
-        <w:rPr>
-          <w:rFonts w:ascii="Times New Roman" w:hAnsi="Times New Roman" w:cs="Times New Roman"/>
-        </w:rPr>
-        <w:t xml:space="preserve"> </w:t>
-      </w:r>
-      <w:r>
-        <w:rPr>
-          <w:rFonts w:ascii="Times New Roman" w:hAnsi="Times New Roman" w:cs="Times New Roman" w:hint="cs"/>
-          <w:rtl/>
-        </w:rPr>
-        <w:t>אהרן</w:t>
-      </w:r>
-      <w:r>
-        <w:rPr>
-          <w:rFonts w:ascii="Times New Roman" w:hAnsi="Times New Roman" w:cs="Times New Roman"/>
-          <w:rtl/>
-        </w:rPr>
-        <w:t xml:space="preserve"> </w:t>
-      </w:r>
-      <w:r>
-        <w:rPr>
-          <w:rFonts w:ascii="Times New Roman" w:hAnsi="Times New Roman" w:cs="Times New Roman" w:hint="cs"/>
-          <w:rtl/>
-        </w:rPr>
-        <w:t>הכהן</w:t>
-      </w:r>
-      <w:r>
-        <w:rPr>
-          <w:rFonts w:ascii="Times New Roman" w:hAnsi="Times New Roman" w:cs="Times New Roman"/>
-        </w:rPr>
-        <w:t xml:space="preserve"> took away from the sadness and the disgrace of the </w:t>
-      </w:r>
-      <w:r>
-        <w:rPr>
-          <w:rFonts w:ascii="Times New Roman" w:hAnsi="Times New Roman" w:cs="Times New Roman" w:hint="cs"/>
-          <w:rtl/>
-        </w:rPr>
-        <w:t>חטא</w:t>
-      </w:r>
-      <w:r>
-        <w:rPr>
-          <w:rFonts w:ascii="Times New Roman" w:hAnsi="Times New Roman" w:cs="Times New Roman"/>
-        </w:rPr>
-        <w:t xml:space="preserve"> of the </w:t>
+          <w:rFonts w:ascii="Times New Roman" w:hAnsi="Times New Roman" w:cs="Times New Roman"/>
+        </w:rPr>
+        <w:t>they</w:t>
+      </w:r>
+      <w:r>
+        <w:rPr>
+          <w:rFonts w:ascii="Times New Roman" w:hAnsi="Times New Roman" w:cs="Times New Roman"/>
+        </w:rPr>
+        <w:t xml:space="preserve"> </w:t>
+      </w:r>
+      <w:r>
+        <w:rPr>
+          <w:rFonts w:ascii="Times New Roman" w:hAnsi="Times New Roman" w:cs="Times New Roman"/>
+        </w:rPr>
+        <w:t xml:space="preserve">each </w:t>
+      </w:r>
+      <w:r>
+        <w:rPr>
+          <w:rFonts w:ascii="Times New Roman" w:hAnsi="Times New Roman" w:cs="Times New Roman"/>
+        </w:rPr>
+        <w:t xml:space="preserve">equal </w:t>
+      </w:r>
+      <w:r>
+        <w:rPr>
+          <w:rFonts w:ascii="Times New Roman" w:hAnsi="Times New Roman" w:cs="Times New Roman" w:hint="cs"/>
+          <w:rtl/>
+        </w:rPr>
+        <w:t>ישמח</w:t>
+      </w:r>
+      <w:r>
+        <w:rPr>
+          <w:rFonts w:ascii="Times New Roman" w:hAnsi="Times New Roman" w:cs="Times New Roman" w:hint="eastAsia"/>
+        </w:rPr>
+        <w:t xml:space="preserve"> - </w:t>
+      </w:r>
+      <w:r>
+        <w:rPr>
+          <w:rFonts w:ascii="Times New Roman" w:hAnsi="Times New Roman" w:cs="Times New Roman"/>
+        </w:rPr>
+        <w:t>“</w:t>
+      </w:r>
+      <w:r>
+        <w:rPr>
+          <w:rFonts w:ascii="Times New Roman" w:hAnsi="Times New Roman" w:cs="Times New Roman"/>
+        </w:rPr>
+        <w:t>he will be happy.</w:t>
+      </w:r>
+      <w:r>
+        <w:rPr>
+          <w:rFonts w:ascii="Times New Roman" w:hAnsi="Times New Roman" w:cs="Times New Roman"/>
+        </w:rPr>
+        <w:t xml:space="preserve">” </w:t>
+      </w:r>
+      <w:r>
+        <w:rPr>
+          <w:rFonts w:ascii="Times New Roman" w:hAnsi="Times New Roman" w:cs="Times New Roman"/>
+        </w:rPr>
+        <w:t xml:space="preserve">The </w:t>
       </w:r>
       <w:r>
         <w:rPr>
@@ -1801,66 +1978,47 @@
         <w:rPr>
           <w:rFonts w:ascii="Times New Roman" w:hAnsi="Times New Roman" w:cs="Times New Roman"/>
         </w:rPr>
-        <w:t xml:space="preserve">. </w:t>
-      </w:r>
-      <w:r>
-        <w:rPr>
-          <w:rFonts w:ascii="Times New Roman" w:hAnsi="Times New Roman" w:cs="Times New Roman"/>
-        </w:rPr>
-        <w:t xml:space="preserve">This is hinted at in the fact that </w:t>
-      </w:r>
-      <w:r>
-        <w:rPr>
-          <w:rFonts w:ascii="Times New Roman" w:hAnsi="Times New Roman" w:cs="Times New Roman" w:hint="cs"/>
-          <w:rtl/>
-        </w:rPr>
-        <w:t>אהרן</w:t>
-      </w:r>
-      <w:r>
-        <w:rPr>
-          <w:rFonts w:ascii="Times New Roman" w:hAnsi="Times New Roman" w:cs="Times New Roman"/>
-          <w:rtl/>
-        </w:rPr>
-        <w:t xml:space="preserve"> </w:t>
-      </w:r>
-      <w:r>
-        <w:rPr>
-          <w:rFonts w:ascii="Times New Roman" w:hAnsi="Times New Roman" w:cs="Times New Roman" w:hint="cs"/>
-          <w:rtl/>
-        </w:rPr>
-        <w:t>הכהן</w:t>
-      </w:r>
-      <w:r>
-        <w:rPr>
-          <w:rFonts w:ascii="Times New Roman" w:hAnsi="Times New Roman" w:cs="Times New Roman"/>
-        </w:rPr>
-        <w:t xml:space="preserve"> wore the </w:t>
-      </w:r>
-      <w:r>
-        <w:rPr>
-          <w:rFonts w:ascii="Times New Roman" w:hAnsi="Times New Roman" w:cs="Times New Roman" w:hint="cs"/>
-          <w:rtl/>
-        </w:rPr>
-        <w:t>חשן</w:t>
-      </w:r>
-      <w:r>
-        <w:rPr>
-          <w:rFonts w:ascii="Times New Roman" w:hAnsi="Times New Roman" w:cs="Times New Roman"/>
-        </w:rPr>
-        <w:t xml:space="preserve"> on his chest. The letters of </w:t>
-      </w:r>
-      <w:r>
-        <w:rPr>
-          <w:rFonts w:ascii="Times New Roman" w:hAnsi="Times New Roman" w:cs="Times New Roman" w:hint="cs"/>
-          <w:rtl/>
-        </w:rPr>
-        <w:t>חשן</w:t>
-      </w:r>
-      <w:r>
-        <w:rPr>
-          <w:rFonts w:ascii="Times New Roman" w:hAnsi="Times New Roman" w:cs="Times New Roman"/>
-        </w:rPr>
-        <w:t xml:space="preserve"> are the same as those of </w:t>
+        <w:t xml:space="preserve"> was driven by </w:t>
+      </w:r>
+      <w:r>
+        <w:rPr>
+          <w:rFonts w:ascii="Times New Roman" w:hAnsi="Times New Roman" w:cs="Times New Roman" w:hint="cs"/>
+          <w:rtl/>
+        </w:rPr>
+        <w:t>קנאה</w:t>
+      </w:r>
+      <w:r>
+        <w:rPr>
+          <w:rFonts w:ascii="Times New Roman" w:hAnsi="Times New Roman" w:cs="Times New Roman"/>
+        </w:rPr>
+        <w:t xml:space="preserve">, as </w:t>
+      </w:r>
+      <w:r>
+        <w:rPr>
+          <w:rFonts w:ascii="Times New Roman" w:hAnsi="Times New Roman" w:cs="Times New Roman" w:hint="cs"/>
+          <w:rtl/>
+        </w:rPr>
+        <w:t>חז</w:t>
+      </w:r>
+      <w:r>
+        <w:rPr>
+          <w:rFonts w:ascii="Times New Roman" w:hAnsi="Times New Roman" w:cs="Times New Roman"/>
+          <w:rtl/>
+        </w:rPr>
+        <w:t>"</w:t>
+      </w:r>
+      <w:r>
+        <w:rPr>
+          <w:rFonts w:ascii="Times New Roman" w:hAnsi="Times New Roman" w:cs="Times New Roman" w:hint="cs"/>
+          <w:rtl/>
+        </w:rPr>
+        <w:t>ל</w:t>
+      </w:r>
+      <w:r>
+        <w:rPr>
+          <w:rFonts w:ascii="Times New Roman" w:hAnsi="Times New Roman" w:cs="Times New Roman"/>
+        </w:rPr>
+        <w:t xml:space="preserve"> teach that the </w:t>
       </w:r>
       <w:r>
         <w:rPr>
@@ -1873,65 +2031,46 @@
         <w:rPr>
           <w:rFonts w:ascii="Times New Roman" w:hAnsi="Times New Roman" w:cs="Times New Roman"/>
         </w:rPr>
-        <w:t xml:space="preserve">, showing that </w:t>
-      </w:r>
-      <w:r>
-        <w:rPr>
-          <w:rFonts w:ascii="Times New Roman" w:hAnsi="Times New Roman" w:cs="Times New Roman" w:hint="cs"/>
-          <w:rtl/>
-        </w:rPr>
-        <w:t>אהרן</w:t>
-      </w:r>
-      <w:r>
-        <w:rPr>
-          <w:rFonts w:ascii="Times New Roman" w:hAnsi="Times New Roman" w:cs="Times New Roman"/>
-        </w:rPr>
-        <w:t>’</w:t>
-      </w:r>
-      <w:r>
-        <w:rPr>
-          <w:rFonts w:ascii="Times New Roman" w:hAnsi="Times New Roman" w:cs="Times New Roman"/>
-        </w:rPr>
-        <w:t xml:space="preserve">s </w:t>
-      </w:r>
-      <w:r>
-        <w:rPr>
-          <w:rFonts w:ascii="Times New Roman" w:hAnsi="Times New Roman" w:cs="Times New Roman" w:hint="cs"/>
-          <w:rtl/>
-        </w:rPr>
-        <w:t>חשן</w:t>
-      </w:r>
-      <w:r>
-        <w:rPr>
-          <w:rFonts w:ascii="Times New Roman" w:hAnsi="Times New Roman" w:cs="Times New Roman"/>
-        </w:rPr>
-        <w:t xml:space="preserve"> was the </w:t>
-      </w:r>
-      <w:r>
-        <w:rPr>
-          <w:rFonts w:ascii="Times New Roman" w:hAnsi="Times New Roman" w:cs="Times New Roman" w:hint="cs"/>
-          <w:rtl/>
-        </w:rPr>
-        <w:t>תיקון</w:t>
-      </w:r>
-      <w:r>
-        <w:rPr>
-          <w:rFonts w:ascii="Times New Roman" w:hAnsi="Times New Roman" w:cs="Times New Roman"/>
-        </w:rPr>
-        <w:t xml:space="preserve"> for the </w:t>
-      </w:r>
-      <w:r>
-        <w:rPr>
-          <w:rFonts w:ascii="Times New Roman" w:hAnsi="Times New Roman" w:cs="Times New Roman" w:hint="cs"/>
-          <w:rtl/>
-        </w:rPr>
-        <w:t>פגם</w:t>
-      </w:r>
-      <w:r>
-        <w:rPr>
-          <w:rFonts w:ascii="Times New Roman" w:hAnsi="Times New Roman" w:cs="Times New Roman"/>
-        </w:rPr>
-        <w:t xml:space="preserve"> of the </w:t>
+        <w:t xml:space="preserve"> was jealous of </w:t>
+      </w:r>
+      <w:r>
+        <w:rPr>
+          <w:rFonts w:ascii="Times New Roman" w:hAnsi="Times New Roman" w:cs="Times New Roman" w:hint="cs"/>
+          <w:rtl/>
+        </w:rPr>
+        <w:t>אדם</w:t>
+      </w:r>
+      <w:r>
+        <w:rPr>
+          <w:rFonts w:ascii="Times New Roman" w:hAnsi="Times New Roman" w:cs="Times New Roman"/>
+        </w:rPr>
+        <w:t xml:space="preserve"> and </w:t>
+      </w:r>
+      <w:r>
+        <w:rPr>
+          <w:rFonts w:ascii="Times New Roman" w:hAnsi="Times New Roman" w:cs="Times New Roman" w:hint="cs"/>
+          <w:rtl/>
+        </w:rPr>
+        <w:t>חוה</w:t>
+      </w:r>
+      <w:r>
+        <w:rPr>
+          <w:rFonts w:ascii="Times New Roman" w:hAnsi="Times New Roman" w:cs="Times New Roman"/>
+        </w:rPr>
+        <w:t xml:space="preserve">. The way to correct the </w:t>
+      </w:r>
+      <w:r>
+        <w:rPr>
+          <w:rFonts w:ascii="Times New Roman" w:hAnsi="Times New Roman" w:cs="Times New Roman" w:hint="cs"/>
+          <w:rtl/>
+        </w:rPr>
+        <w:t>עבירה</w:t>
+      </w:r>
+      <w:r>
+        <w:rPr>
+          <w:rFonts w:ascii="Times New Roman" w:hAnsi="Times New Roman" w:cs="Times New Roman"/>
+        </w:rPr>
+        <w:t xml:space="preserve"> brought about by the </w:t>
       </w:r>
       <w:r>
         <w:rPr>
@@ -1944,82 +2083,7 @@
         <w:rPr>
           <w:rFonts w:ascii="Times New Roman" w:hAnsi="Times New Roman" w:cs="Times New Roman"/>
         </w:rPr>
-        <w:t xml:space="preserve">. Furthermore, if you calculate the </w:t>
-      </w:r>
-      <w:r>
-        <w:rPr>
-          <w:rFonts w:ascii="Times New Roman" w:hAnsi="Times New Roman" w:cs="Times New Roman" w:hint="cs"/>
-          <w:rtl/>
-        </w:rPr>
-        <w:t>גמטריא</w:t>
-      </w:r>
-      <w:r>
-        <w:rPr>
-          <w:rFonts w:ascii="Times New Roman" w:hAnsi="Times New Roman" w:cs="Times New Roman"/>
-        </w:rPr>
-        <w:t xml:space="preserve"> of these words, </w:t>
-      </w:r>
-      <w:r>
-        <w:rPr>
-          <w:rFonts w:ascii="Times New Roman" w:hAnsi="Times New Roman" w:cs="Times New Roman"/>
-        </w:rPr>
-        <w:t>they</w:t>
-      </w:r>
-      <w:r>
-        <w:rPr>
-          <w:rFonts w:ascii="Times New Roman" w:hAnsi="Times New Roman" w:cs="Times New Roman"/>
-        </w:rPr>
-        <w:t xml:space="preserve"> equal </w:t>
-      </w:r>
-      <w:r>
-        <w:rPr>
-          <w:rFonts w:ascii="Times New Roman" w:hAnsi="Times New Roman" w:cs="Times New Roman" w:hint="cs"/>
-          <w:rtl/>
-        </w:rPr>
-        <w:t>ישמח</w:t>
-      </w:r>
-      <w:r>
-        <w:rPr>
-          <w:rFonts w:ascii="Times New Roman" w:hAnsi="Times New Roman" w:cs="Times New Roman" w:hint="eastAsia"/>
-        </w:rPr>
-        <w:t xml:space="preserve"> - </w:t>
-      </w:r>
-      <w:r>
-        <w:rPr>
-          <w:rFonts w:ascii="Times New Roman" w:hAnsi="Times New Roman" w:cs="Times New Roman"/>
-        </w:rPr>
-        <w:t>“</w:t>
-      </w:r>
-      <w:r>
-        <w:rPr>
-          <w:rFonts w:ascii="Times New Roman" w:hAnsi="Times New Roman" w:cs="Times New Roman"/>
-        </w:rPr>
-        <w:t>he will be happy.</w:t>
-      </w:r>
-      <w:r>
-        <w:rPr>
-          <w:rFonts w:ascii="Times New Roman" w:hAnsi="Times New Roman" w:cs="Times New Roman"/>
-        </w:rPr>
-        <w:t xml:space="preserve">” </w:t>
-      </w:r>
-      <w:r>
-        <w:rPr>
-          <w:rFonts w:ascii="Times New Roman" w:hAnsi="Times New Roman" w:cs="Times New Roman"/>
-        </w:rPr>
-        <w:t xml:space="preserve">The </w:t>
-      </w:r>
-      <w:r>
-        <w:rPr>
-          <w:rFonts w:ascii="Times New Roman" w:hAnsi="Times New Roman" w:cs="Times New Roman" w:hint="cs"/>
-          <w:rtl/>
-        </w:rPr>
-        <w:t>נחש</w:t>
-      </w:r>
-      <w:r>
-        <w:rPr>
-          <w:rFonts w:ascii="Times New Roman" w:hAnsi="Times New Roman" w:cs="Times New Roman"/>
-        </w:rPr>
-        <w:t xml:space="preserve"> was driven by </w:t>
+        <w:t xml:space="preserve"> is by eradicating </w:t>
       </w:r>
       <w:r>
         <w:rPr>
@@ -2032,112 +2096,19 @@
         <w:rPr>
           <w:rFonts w:ascii="Times New Roman" w:hAnsi="Times New Roman" w:cs="Times New Roman"/>
         </w:rPr>
-        <w:t xml:space="preserve">, as </w:t>
-      </w:r>
-      <w:r>
-        <w:rPr>
-          <w:rFonts w:ascii="Times New Roman" w:hAnsi="Times New Roman" w:cs="Times New Roman" w:hint="cs"/>
-          <w:rtl/>
-        </w:rPr>
-        <w:t>חז</w:t>
-      </w:r>
-      <w:r>
-        <w:rPr>
-          <w:rFonts w:ascii="Times New Roman" w:hAnsi="Times New Roman" w:cs="Times New Roman"/>
-          <w:rtl/>
-        </w:rPr>
-        <w:t>״</w:t>
-      </w:r>
-      <w:r>
-        <w:rPr>
-          <w:rFonts w:ascii="Times New Roman" w:hAnsi="Times New Roman" w:cs="Times New Roman" w:hint="cs"/>
-          <w:rtl/>
-        </w:rPr>
-        <w:t>ל</w:t>
-      </w:r>
-      <w:r>
-        <w:rPr>
-          <w:rFonts w:ascii="Times New Roman" w:hAnsi="Times New Roman" w:cs="Times New Roman"/>
-        </w:rPr>
-        <w:t xml:space="preserve"> teach that the </w:t>
-      </w:r>
-      <w:r>
-        <w:rPr>
-          <w:rFonts w:ascii="Times New Roman" w:hAnsi="Times New Roman" w:cs="Times New Roman" w:hint="cs"/>
-          <w:rtl/>
-        </w:rPr>
-        <w:t>נחש</w:t>
-      </w:r>
-      <w:r>
-        <w:rPr>
-          <w:rFonts w:ascii="Times New Roman" w:hAnsi="Times New Roman" w:cs="Times New Roman"/>
-        </w:rPr>
-        <w:t xml:space="preserve"> was jealous of </w:t>
-      </w:r>
-      <w:r>
-        <w:rPr>
-          <w:rFonts w:ascii="Times New Roman" w:hAnsi="Times New Roman" w:cs="Times New Roman" w:hint="cs"/>
-          <w:rtl/>
-        </w:rPr>
-        <w:t>אדם</w:t>
-      </w:r>
-      <w:r>
-        <w:rPr>
-          <w:rFonts w:ascii="Times New Roman" w:hAnsi="Times New Roman" w:cs="Times New Roman"/>
-        </w:rPr>
-        <w:t xml:space="preserve"> and </w:t>
-      </w:r>
-      <w:r>
-        <w:rPr>
-          <w:rFonts w:ascii="Times New Roman" w:hAnsi="Times New Roman" w:cs="Times New Roman" w:hint="cs"/>
-          <w:rtl/>
-        </w:rPr>
-        <w:t>חוה</w:t>
-      </w:r>
-      <w:r>
-        <w:rPr>
-          <w:rFonts w:ascii="Times New Roman" w:hAnsi="Times New Roman" w:cs="Times New Roman"/>
-        </w:rPr>
-        <w:t xml:space="preserve">. The way to correct the </w:t>
-      </w:r>
-      <w:r>
-        <w:rPr>
-          <w:rFonts w:ascii="Times New Roman" w:hAnsi="Times New Roman" w:cs="Times New Roman" w:hint="cs"/>
-          <w:rtl/>
-        </w:rPr>
-        <w:t>עבירה</w:t>
-      </w:r>
-      <w:r>
-        <w:rPr>
-          <w:rFonts w:ascii="Times New Roman" w:hAnsi="Times New Roman" w:cs="Times New Roman"/>
-        </w:rPr>
-        <w:t xml:space="preserve"> brought about by the </w:t>
-      </w:r>
-      <w:r>
-        <w:rPr>
-          <w:rFonts w:ascii="Times New Roman" w:hAnsi="Times New Roman" w:cs="Times New Roman" w:hint="cs"/>
-          <w:rtl/>
-        </w:rPr>
-        <w:t>נחש</w:t>
-      </w:r>
-      <w:r>
-        <w:rPr>
-          <w:rFonts w:ascii="Times New Roman" w:hAnsi="Times New Roman" w:cs="Times New Roman"/>
-        </w:rPr>
-        <w:t xml:space="preserve"> is by eradicating </w:t>
-      </w:r>
-      <w:r>
-        <w:rPr>
-          <w:rFonts w:ascii="Times New Roman" w:hAnsi="Times New Roman" w:cs="Times New Roman" w:hint="cs"/>
-          <w:rtl/>
-        </w:rPr>
-        <w:t>קנאה</w:t>
-      </w:r>
-      <w:r>
-        <w:rPr>
-          <w:rFonts w:ascii="Times New Roman" w:hAnsi="Times New Roman" w:cs="Times New Roman"/>
-        </w:rPr>
-        <w:t xml:space="preserve">. It is our job to remove this </w:t>
+        <w:t xml:space="preserve">. It </w:t>
+      </w:r>
+      <w:r>
+        <w:rPr>
+          <w:rFonts w:ascii="Times New Roman" w:hAnsi="Times New Roman" w:cs="Times New Roman"/>
+        </w:rPr>
+        <w:t>remains</w:t>
+      </w:r>
+      <w:r>
+        <w:rPr>
+          <w:rFonts w:ascii="Times New Roman" w:hAnsi="Times New Roman" w:cs="Times New Roman"/>
+        </w:rPr>
+        <w:t xml:space="preserve"> our job to remove this </w:t>
       </w:r>
       <w:r>
         <w:rPr>
@@ -2256,7 +2227,13 @@
         <w:rPr>
           <w:rFonts w:ascii="Times New Roman" w:hAnsi="Times New Roman" w:cs="Times New Roman"/>
         </w:rPr>
-        <w:t>, which can be read as "</w:t>
+        <w:t xml:space="preserve">, which can be read as </w:t>
+      </w:r>
+      <w:r>
+        <w:rPr>
+          <w:rFonts w:ascii="Times New Roman" w:hAnsi="Times New Roman" w:cs="Times New Roman"/>
+        </w:rPr>
+        <w:t>“</w:t>
       </w:r>
       <w:r>
         <w:rPr>
@@ -2283,7 +2260,13 @@
         <w:rPr>
           <w:rFonts w:ascii="Times New Roman" w:hAnsi="Times New Roman" w:cs="Times New Roman"/>
         </w:rPr>
-        <w:t xml:space="preserve">," like </w:t>
+        <w:t>”,</w:t>
+      </w:r>
+      <w:r>
+        <w:rPr>
+          <w:rFonts w:ascii="Times New Roman" w:hAnsi="Times New Roman" w:cs="Times New Roman"/>
+        </w:rPr>
+        <w:t xml:space="preserve"> like </w:t>
       </w:r>
       <w:r>
         <w:rPr>
@@ -2424,14 +2407,7 @@
         <w:rPr>
           <w:rFonts w:ascii="Times New Roman" w:hAnsi="Times New Roman" w:cs="Times New Roman"/>
         </w:rPr>
-        <w:t xml:space="preserve">tells </w:t>
-      </w:r>
-      <w:proofErr w:type="gramStart"/>
-      <w:r>
-        <w:rPr>
-          <w:rFonts w:ascii="Times New Roman" w:hAnsi="Times New Roman" w:cs="Times New Roman"/>
-        </w:rPr>
-        <w:t xml:space="preserve">the </w:t>
+        <w:t>tells the</w:t>
       </w:r>
       <w:r>
         <w:rPr>
@@ -2451,14 +2427,7 @@
         <w:rPr>
           <w:rFonts w:ascii="Times New Roman" w:hAnsi="Times New Roman" w:cs="Times New Roman"/>
         </w:rPr>
-        <w:t>:</w:t>
-      </w:r>
-      <w:proofErr w:type="gramEnd"/>
-      <w:r>
-        <w:rPr>
-          <w:rFonts w:ascii="Times New Roman" w:hAnsi="Times New Roman" w:cs="Times New Roman"/>
-        </w:rPr>
-        <w:t xml:space="preserve"> </w:t>
+        <w:t xml:space="preserve">: </w:t>
       </w:r>
       <w:r>
         <w:rPr>
@@ -2684,7 +2653,7 @@
         <w:rPr>
           <w:rFonts w:ascii="Times New Roman" w:hAnsi="Times New Roman" w:cs="Times New Roman"/>
         </w:rPr>
-        <w:t xml:space="preserve">On </w:t>
+        <w:t>On</w:t>
       </w:r>
       <w:r>
         <w:rPr>
@@ -2700,7 +2669,6 @@
         </w:rPr>
         <w:t xml:space="preserve"> </w:t>
       </w:r>
-      <w:proofErr w:type="gramStart"/>
       <w:r>
         <w:rPr>
           <w:rFonts w:ascii="Times New Roman" w:hAnsi="Times New Roman" w:cs="Times New Roman" w:hint="cs"/>
@@ -2719,14 +2687,7 @@
         <w:rPr>
           <w:rFonts w:ascii="Times New Roman" w:hAnsi="Times New Roman" w:cs="Times New Roman"/>
         </w:rPr>
-        <w:t>,</w:t>
-      </w:r>
-      <w:proofErr w:type="gramEnd"/>
-      <w:r>
-        <w:rPr>
-          <w:rFonts w:ascii="Times New Roman" w:hAnsi="Times New Roman" w:cs="Times New Roman"/>
-        </w:rPr>
-        <w:t xml:space="preserve"> </w:t>
+        <w:t xml:space="preserve">, </w:t>
       </w:r>
       <w:r>
         <w:rPr>
@@ -2884,7 +2845,7 @@
         <w:rPr>
           <w:rFonts w:ascii="Times New Roman" w:hAnsi="Times New Roman" w:cs="Times New Roman"/>
         </w:rPr>
-        <w:t xml:space="preserve">, and elevate </w:t>
+        <w:t xml:space="preserve"> and elevate </w:t>
       </w:r>
       <w:r>
         <w:rPr>
@@ -3024,7 +2985,6 @@
         </w:rPr>
         <w:t xml:space="preserve">This perspective gives us a tremendous insight into the true nature of </w:t>
       </w:r>
-      <w:proofErr w:type="gramStart"/>
       <w:r>
         <w:rPr>
           <w:rFonts w:ascii="Times New Roman" w:hAnsi="Times New Roman" w:cs="Times New Roman" w:hint="cs"/>
@@ -3043,14 +3003,7 @@
         <w:rPr>
           <w:rFonts w:ascii="Times New Roman" w:hAnsi="Times New Roman" w:cs="Times New Roman"/>
         </w:rPr>
-        <w:t>.</w:t>
-      </w:r>
-      <w:proofErr w:type="gramEnd"/>
-      <w:r>
-        <w:rPr>
-          <w:rFonts w:ascii="Times New Roman" w:hAnsi="Times New Roman" w:cs="Times New Roman"/>
-        </w:rPr>
-        <w:t xml:space="preserve"> </w:t>
+        <w:t xml:space="preserve">. </w:t>
       </w:r>
       <w:r>
         <w:rPr>
@@ -3167,7 +3120,7 @@
         <w:rPr>
           <w:rFonts w:ascii="Times New Roman" w:hAnsi="Times New Roman" w:cs="Times New Roman"/>
         </w:rPr>
-        <w:t xml:space="preserve">, leading to the </w:t>
+        <w:t xml:space="preserve">, leading to </w:t>
       </w:r>
       <w:r>
         <w:rPr>

--- a/Files/06 - Yom Tov/19 - Purim/5785/Purim 5785.docx
+++ b/Files/06 - Yom Tov/19 - Purim/5785/Purim 5785.docx
@@ -2005,7 +2005,7 @@
           <w:rFonts w:ascii="Times New Roman" w:hAnsi="Times New Roman" w:cs="Times New Roman"/>
           <w:rtl/>
         </w:rPr>
-        <w:t>"</w:t>
+        <w:t>״</w:t>
       </w:r>
       <w:r>
         <w:rPr>
@@ -2407,7 +2407,7 @@
         <w:rPr>
           <w:rFonts w:ascii="Times New Roman" w:hAnsi="Times New Roman" w:cs="Times New Roman"/>
         </w:rPr>
-        <w:t>tells the</w:t>
+        <w:t xml:space="preserve">tells the </w:t>
       </w:r>
       <w:r>
         <w:rPr>
@@ -2653,7 +2653,7 @@
         <w:rPr>
           <w:rFonts w:ascii="Times New Roman" w:hAnsi="Times New Roman" w:cs="Times New Roman"/>
         </w:rPr>
-        <w:t>On</w:t>
+        <w:t xml:space="preserve">On </w:t>
       </w:r>
       <w:r>
         <w:rPr>
